--- a/Collatio/3/1. Textos/2. Limpios/3-I.docx
+++ b/Collatio/3/1. Textos/2. Limpios/3-I.docx
@@ -1,25 +1,41 @@
 
 <file path=word/document.xml><?xml version="1.0" encoding="utf-8"?>
-<w:document xmlns:wpc="http://schemas.microsoft.com/office/word/2010/wordprocessingCanvas" xmlns:cx="http://schemas.microsoft.com/office/drawing/2014/chartex" xmlns:cx1="http://schemas.microsoft.com/office/drawing/2015/9/8/chartex" xmlns:cx2="http://schemas.microsoft.com/office/drawing/2015/10/21/chartex" xmlns:cx3="http://schemas.microsoft.com/office/drawing/2016/5/9/chartex" xmlns:cx4="http://schemas.microsoft.com/office/drawing/2016/5/10/chartex" xmlns:cx5="http://schemas.microsoft.com/office/drawing/2016/5/11/chartex" xmlns:cx6="http://schemas.microsoft.com/office/drawing/2016/5/12/chartex" xmlns:cx7="http://schemas.microsoft.com/office/drawing/2016/5/13/chartex" xmlns:cx8="http://schemas.microsoft.com/office/drawing/2016/5/14/chartex" xmlns:mc="http://schemas.openxmlformats.org/markup-compatibility/2006" xmlns:aink="http://schemas.microsoft.com/office/drawing/2016/ink" xmlns:am3d="http://schemas.microsoft.com/office/drawing/2017/model3d" xmlns:o="urn:schemas-microsoft-com:office:office" xmlns:oel="http://schemas.microsoft.com/office/2019/extlst" xmlns:r="http://schemas.openxmlformats.org/officeDocument/2006/relationships" xmlns:m="http://schemas.openxmlformats.org/officeDocument/2006/math" xmlns:v="urn:schemas-microsoft-com:vml" xmlns:wp14="http://schemas.microsoft.com/office/word/2010/wordprocessingDrawing" xmlns:wp="http://schemas.openxmlformats.org/drawingml/2006/wordprocessingDrawing" xmlns:w10="urn:schemas-microsoft-com:office:word" xmlns:w="http://schemas.openxmlformats.org/wordprocessingml/2006/main" xmlns:w14="http://schemas.microsoft.com/office/word/2010/wordml" xmlns:w15="http://schemas.microsoft.com/office/word/2012/wordml" xmlns:w16cex="http://schemas.microsoft.com/office/word/2018/wordml/cex" xmlns:w16cid="http://schemas.microsoft.com/office/word/2016/wordml/cid" xmlns:w16="http://schemas.microsoft.com/office/word/2018/wordml" xmlns:w16sdtdh="http://schemas.microsoft.com/office/word/2020/wordml/sdtdatahash" xmlns:w16se="http://schemas.microsoft.com/office/word/2015/wordml/symex" xmlns:wpg="http://schemas.microsoft.com/office/word/2010/wordprocessingGroup" xmlns:wpi="http://schemas.microsoft.com/office/word/2010/wordprocessingInk" xmlns:wne="http://schemas.microsoft.com/office/word/2006/wordml" xmlns:wps="http://schemas.microsoft.com/office/word/2010/wordprocessingShape" mc:Ignorable="w14 w15 w16se w16cid w16 w16cex w16sdtdh wp14">
+<w:document xmlns:wpc="http://schemas.microsoft.com/office/word/2010/wordprocessingCanvas" xmlns:cx="http://schemas.microsoft.com/office/drawing/2014/chartex" xmlns:cx1="http://schemas.microsoft.com/office/drawing/2015/9/8/chartex" xmlns:cx2="http://schemas.microsoft.com/office/drawing/2015/10/21/chartex" xmlns:cx3="http://schemas.microsoft.com/office/drawing/2016/5/9/chartex" xmlns:cx4="http://schemas.microsoft.com/office/drawing/2016/5/10/chartex" xmlns:cx5="http://schemas.microsoft.com/office/drawing/2016/5/11/chartex" xmlns:cx6="http://schemas.microsoft.com/office/drawing/2016/5/12/chartex" xmlns:cx7="http://schemas.microsoft.com/office/drawing/2016/5/13/chartex" xmlns:cx8="http://schemas.microsoft.com/office/drawing/2016/5/14/chartex" xmlns:mc="http://schemas.openxmlformats.org/markup-compatibility/2006" xmlns:aink="http://schemas.microsoft.com/office/drawing/2016/ink" xmlns:am3d="http://schemas.microsoft.com/office/drawing/2017/model3d" xmlns:o="urn:schemas-microsoft-com:office:office" xmlns:oel="http://schemas.microsoft.com/office/2019/extlst" xmlns:r="http://schemas.openxmlformats.org/officeDocument/2006/relationships" xmlns:m="http://schemas.openxmlformats.org/officeDocument/2006/math" xmlns:v="urn:schemas-microsoft-com:vml" xmlns:wp14="http://schemas.microsoft.com/office/word/2010/wordprocessingDrawing" xmlns:wp="http://schemas.openxmlformats.org/drawingml/2006/wordprocessingDrawing" xmlns:w10="urn:schemas-microsoft-com:office:word" xmlns:w="http://schemas.openxmlformats.org/wordprocessingml/2006/main" xmlns:w14="http://schemas.microsoft.com/office/word/2010/wordml" xmlns:w15="http://schemas.microsoft.com/office/word/2012/wordml" xmlns:w16cex="http://schemas.microsoft.com/office/word/2018/wordml/cex" xmlns:w16cid="http://schemas.microsoft.com/office/word/2016/wordml/cid" xmlns:w16="http://schemas.microsoft.com/office/word/2018/wordml" xmlns:w16du="http://schemas.microsoft.com/office/word/2023/wordml/word16du" xmlns:w16sdtdh="http://schemas.microsoft.com/office/word/2020/wordml/sdtdatahash" xmlns:w16sdtfl="http://schemas.microsoft.com/office/word/2024/wordml/sdtformatlock" xmlns:w16se="http://schemas.microsoft.com/office/word/2015/wordml/symex" xmlns:wpg="http://schemas.microsoft.com/office/word/2010/wordprocessingGroup" xmlns:wpi="http://schemas.microsoft.com/office/word/2010/wordprocessingInk" xmlns:wne="http://schemas.microsoft.com/office/word/2006/wordml" xmlns:wps="http://schemas.microsoft.com/office/word/2010/wordprocessingShape" mc:Ignorable="w14 w15 w16se w16cid w16 w16cex w16sdtdh w16sdtfl w16du wp14">
   <w:body>
     <w:p>
+      <w:pPr>
+        <w:rPr>
+          <w:rFonts w:ascii="Brill" w:hAnsi="Brill"/>
+        </w:rPr>
+      </w:pPr>
       <w:r>
+        <w:rPr>
+          <w:rFonts w:ascii="Brill" w:hAnsi="Brill"/>
+        </w:rPr>
         <w:t>Pregunto el diciplo a su maestro e dixo quando dios vino a fazer el cielo e la tierra a do estava el ante que lo fiziese ca pues el cielo e la tierra non hera fecho yo no se donde el pudiese estar respondio el maestro buena demanda feciste e mu</w:t>
       </w:r>
       <w:r>
         <w:rPr>
+          <w:rFonts w:ascii="Brill" w:hAnsi="Brill"/>
           <w:lang w:val="es-ES"/>
         </w:rPr>
         <w:t>y</w:t>
       </w:r>
       <w:r>
+        <w:rPr>
+          <w:rFonts w:ascii="Brill" w:hAnsi="Brill"/>
+        </w:rPr>
         <w:t xml:space="preserve"> alta e quiero te responder a ella verdad es que dios lo fizo e el no estava en nada e mas digo te que todo estava en el e en la camara de la su eternidad estava e por esta razon es dios ca si dios no estobiese si non en un lugar do pudiese estar firme luego seria dios menguado ca bien asi como ombre terrenal non abria el mayor poder que otro ombre e esto non a logar ca el estava en todo e la su obra que el fizo estava en el como sabia aquello que avia de fazer e por esto dixo </w:t>
       </w:r>
       <w:r>
+        <w:rPr>
+          <w:rFonts w:ascii="Brill" w:hAnsi="Brill"/>
+        </w:rPr>
         <w:t xml:space="preserve">san Juan evangelista </w:t>
       </w:r>
       <w:r>
         <w:rPr>
+          <w:rFonts w:ascii="Brill" w:hAnsi="Brill"/>
           <w:color w:val="ED7D31" w:themeColor="accent2"/>
           <w:lang w:val="es-ES"/>
         </w:rPr>
@@ -27,11 +43,15 @@
       </w:r>
       <w:r>
         <w:rPr>
+          <w:rFonts w:ascii="Brill" w:hAnsi="Brill"/>
           <w:color w:val="ED7D31" w:themeColor="accent2"/>
         </w:rPr>
         <w:t>mnia per ipsum facta sun et sine ipso factum es nichil</w:t>
       </w:r>
       <w:r>
+        <w:rPr>
+          <w:rFonts w:ascii="Brill" w:hAnsi="Brill"/>
+        </w:rPr>
         <w:t xml:space="preserve"> que quiere dezir todas las cosas son fechas por el e sin el non puede ser fecho nada</w:t>
       </w:r>
     </w:p>
@@ -46,7 +66,7 @@
 </file>
 
 <file path=word/styles.xml><?xml version="1.0" encoding="utf-8"?>
-<w:styles xmlns:mc="http://schemas.openxmlformats.org/markup-compatibility/2006" xmlns:r="http://schemas.openxmlformats.org/officeDocument/2006/relationships" xmlns:w="http://schemas.openxmlformats.org/wordprocessingml/2006/main" xmlns:w14="http://schemas.microsoft.com/office/word/2010/wordml" xmlns:w15="http://schemas.microsoft.com/office/word/2012/wordml" xmlns:w16cex="http://schemas.microsoft.com/office/word/2018/wordml/cex" xmlns:w16cid="http://schemas.microsoft.com/office/word/2016/wordml/cid" xmlns:w16="http://schemas.microsoft.com/office/word/2018/wordml" xmlns:w16sdtdh="http://schemas.microsoft.com/office/word/2020/wordml/sdtdatahash" xmlns:w16se="http://schemas.microsoft.com/office/word/2015/wordml/symex" mc:Ignorable="w14 w15 w16se w16cid w16 w16cex w16sdtdh">
+<w:styles xmlns:mc="http://schemas.openxmlformats.org/markup-compatibility/2006" xmlns:r="http://schemas.openxmlformats.org/officeDocument/2006/relationships" xmlns:w="http://schemas.openxmlformats.org/wordprocessingml/2006/main" xmlns:w14="http://schemas.microsoft.com/office/word/2010/wordml" xmlns:w15="http://schemas.microsoft.com/office/word/2012/wordml" xmlns:w16cex="http://schemas.microsoft.com/office/word/2018/wordml/cex" xmlns:w16cid="http://schemas.microsoft.com/office/word/2016/wordml/cid" xmlns:w16="http://schemas.microsoft.com/office/word/2018/wordml" xmlns:w16du="http://schemas.microsoft.com/office/word/2023/wordml/word16du" xmlns:w16sdtdh="http://schemas.microsoft.com/office/word/2020/wordml/sdtdatahash" xmlns:w16sdtfl="http://schemas.microsoft.com/office/word/2024/wordml/sdtformatlock" xmlns:w16se="http://schemas.microsoft.com/office/word/2015/wordml/symex" mc:Ignorable="w14 w15 w16se w16cid w16 w16cex w16sdtdh w16sdtfl w16du">
   <w:docDefaults>
     <w:rPrDefault>
       <w:rPr>
